--- a/AUTOMATED EMPLOYEE ONBOARDING.docx
+++ b/AUTOMATED EMPLOYEE ONBOARDING.docx
@@ -16,15 +16,7 @@
           <w:b/>
           <w:bCs/>
         </w:rPr>
-        <w:t xml:space="preserve">        </w:t>
-      </w:r>
-      <w:r>
-        <w:rPr>
-          <w:rFonts w:ascii="Times New Roman" w:hAnsi="Times New Roman" w:cs="Times New Roman"/>
-          <w:b/>
-          <w:bCs/>
-        </w:rPr>
-        <w:t>AUTOMATED EMPLOYEE ONBOARDING</w:t>
+        <w:t xml:space="preserve">        AUTOMATED EMPLOYEE ONBOARDING</w:t>
       </w:r>
       <w:r>
         <w:rPr>
@@ -40,15 +32,7 @@
           <w:b/>
           <w:bCs/>
         </w:rPr>
-        <w:t>OFFBOARDING SYSTEM</w:t>
-      </w:r>
-      <w:r>
-        <w:rPr>
-          <w:rFonts w:ascii="Times New Roman" w:hAnsi="Times New Roman" w:cs="Times New Roman"/>
-          <w:b/>
-          <w:bCs/>
-        </w:rPr>
-        <w:t xml:space="preserve">     </w:t>
+        <w:t xml:space="preserve">OFFBOARDING SYSTEM     </w:t>
       </w:r>
     </w:p>
     <w:p>
@@ -1758,7 +1742,7 @@
           <w:noProof/>
         </w:rPr>
         <w:drawing>
-          <wp:anchor distT="0" distB="0" distL="114300" distR="114300" simplePos="0" relativeHeight="251664384" behindDoc="1" locked="0" layoutInCell="1" allowOverlap="1" wp14:anchorId="429BEC2D" wp14:editId="01A48D9E">
+          <wp:anchor distT="0" distB="0" distL="114300" distR="114300" simplePos="0" relativeHeight="251664384" behindDoc="1" locked="0" layoutInCell="1" allowOverlap="1" wp14:anchorId="429BEC2D" wp14:editId="46E9FE82">
             <wp:simplePos x="0" y="0"/>
             <wp:positionH relativeFrom="margin">
               <wp:posOffset>1274884</wp:posOffset>
@@ -6796,15 +6780,7 @@
           <w:sz w:val="32"/>
           <w:szCs w:val="32"/>
         </w:rPr>
-        <w:t>4.1 Problem–Solu</w:t>
-      </w:r>
-      <w:r>
-        <w:rPr>
-          <w:rFonts w:ascii="Times New Roman" w:hAnsi="Times New Roman" w:cs="Times New Roman"/>
-          <w:sz w:val="32"/>
-          <w:szCs w:val="32"/>
-        </w:rPr>
-        <w:t>tion F</w:t>
+        <w:t>4.1 Problem–Solution F</w:t>
       </w:r>
       <w:r>
         <w:rPr>
@@ -11366,7 +11342,7 @@
           <w:noProof/>
         </w:rPr>
         <w:drawing>
-          <wp:inline distT="0" distB="0" distL="0" distR="0" wp14:anchorId="4B599A48" wp14:editId="37BEA57E">
+          <wp:inline distT="0" distB="0" distL="0" distR="0" wp14:anchorId="4B599A48" wp14:editId="5093888A">
             <wp:extent cx="5731510" cy="2185035"/>
             <wp:effectExtent l="0" t="0" r="2540" b="5715"/>
             <wp:docPr id="1206780517" name="Picture 5"/>
@@ -11422,7 +11398,7 @@
         </w:rPr>
         <w:lastRenderedPageBreak/>
         <w:drawing>
-          <wp:inline distT="0" distB="0" distL="0" distR="0" wp14:anchorId="1B27E63D" wp14:editId="0D5014D7">
+          <wp:inline distT="0" distB="0" distL="0" distR="0" wp14:anchorId="1B27E63D" wp14:editId="31ACE32A">
             <wp:extent cx="5731510" cy="2743200"/>
             <wp:effectExtent l="0" t="0" r="2540" b="0"/>
             <wp:docPr id="279313922" name="Picture 6"/>
@@ -11477,7 +11453,7 @@
           <w:noProof/>
         </w:rPr>
         <w:drawing>
-          <wp:inline distT="0" distB="0" distL="0" distR="0" wp14:anchorId="1CA681E7" wp14:editId="112D2E26">
+          <wp:inline distT="0" distB="0" distL="0" distR="0" wp14:anchorId="1CA681E7" wp14:editId="0941858B">
             <wp:extent cx="5731510" cy="2716530"/>
             <wp:effectExtent l="0" t="0" r="2540" b="7620"/>
             <wp:docPr id="969606738" name="Picture 8"/>
@@ -11532,7 +11508,7 @@
           <w:noProof/>
         </w:rPr>
         <w:drawing>
-          <wp:inline distT="0" distB="0" distL="0" distR="0" wp14:anchorId="3EF5DEB5" wp14:editId="010AAA20">
+          <wp:inline distT="0" distB="0" distL="0" distR="0" wp14:anchorId="3EF5DEB5" wp14:editId="09186E06">
             <wp:extent cx="5731510" cy="2716530"/>
             <wp:effectExtent l="0" t="0" r="2540" b="7620"/>
             <wp:docPr id="1894680206" name="Picture 9"/>
@@ -12537,7 +12513,7 @@
           <w:noProof/>
         </w:rPr>
         <w:drawing>
-          <wp:inline distT="0" distB="0" distL="0" distR="0" wp14:anchorId="519DE9F9" wp14:editId="6AD3BF83">
+          <wp:inline distT="0" distB="0" distL="0" distR="0" wp14:anchorId="519DE9F9" wp14:editId="642C0DC0">
             <wp:extent cx="5731510" cy="1906905"/>
             <wp:effectExtent l="0" t="0" r="2540" b="0"/>
             <wp:docPr id="573113522" name="Picture 22"/>
@@ -13306,7 +13282,7 @@
           <w:szCs w:val="32"/>
         </w:rPr>
         <w:lastRenderedPageBreak/>
-        <w:t>1</w:t>
+        <w:t>10. FUTURE SCOPE</w:t>
       </w:r>
       <w:r>
         <w:rPr>
@@ -13315,343 +13291,334 @@
           <w:sz w:val="32"/>
           <w:szCs w:val="32"/>
         </w:rPr>
-        <w:t>0. FUTURE SCOPE</w:t>
-      </w:r>
-      <w:r>
+        <w:br/>
+      </w:r>
+      <w:r>
+        <w:rPr>
+          <w:rFonts w:ascii="Times New Roman" w:hAnsi="Times New Roman" w:cs="Times New Roman"/>
+          <w:b/>
+          <w:bCs/>
+          <w:noProof/>
+        </w:rPr>
+        <w:t>Future Scope</w:t>
+      </w:r>
+    </w:p>
+    <w:p>
+      <w:pPr>
+        <w:rPr>
+          <w:rFonts w:ascii="Times New Roman" w:hAnsi="Times New Roman" w:cs="Times New Roman"/>
+          <w:noProof/>
+        </w:rPr>
+      </w:pPr>
+      <w:r>
+        <w:rPr>
+          <w:rFonts w:ascii="Times New Roman" w:hAnsi="Times New Roman" w:cs="Times New Roman"/>
+          <w:noProof/>
+        </w:rPr>
+        <w:t xml:space="preserve">The </w:t>
+      </w:r>
+      <w:r>
+        <w:rPr>
+          <w:rFonts w:ascii="Times New Roman" w:hAnsi="Times New Roman" w:cs="Times New Roman"/>
+          <w:b/>
+          <w:bCs/>
+          <w:noProof/>
+        </w:rPr>
+        <w:t>Automated Employee Onboarding &amp; Offboarding System</w:t>
+      </w:r>
+      <w:r>
+        <w:rPr>
+          <w:rFonts w:ascii="Times New Roman" w:hAnsi="Times New Roman" w:cs="Times New Roman"/>
+          <w:noProof/>
+        </w:rPr>
+        <w:t xml:space="preserve"> developed on the ServiceNow platform has significant opportunities for future enhancements. The current system automates employee requests, approvals, notifications, task assignments, and lifecycle tracking. In the future, the application can be extended into a complete Human Resource Management solution by integrating additional features and advanced technologies.</w:t>
+      </w:r>
+    </w:p>
+    <w:p>
+      <w:pPr>
+        <w:rPr>
+          <w:rFonts w:ascii="Times New Roman" w:hAnsi="Times New Roman" w:cs="Times New Roman"/>
+          <w:b/>
+          <w:bCs/>
+          <w:noProof/>
+        </w:rPr>
+      </w:pPr>
+      <w:r>
+        <w:rPr>
+          <w:rFonts w:ascii="Times New Roman" w:hAnsi="Times New Roman" w:cs="Times New Roman"/>
+          <w:b/>
+          <w:bCs/>
+          <w:noProof/>
+        </w:rPr>
+        <w:t>Future Enhancements</w:t>
+      </w:r>
+    </w:p>
+    <w:p>
+      <w:pPr>
+        <w:rPr>
+          <w:rFonts w:ascii="Times New Roman" w:hAnsi="Times New Roman" w:cs="Times New Roman"/>
+          <w:noProof/>
+        </w:rPr>
+      </w:pPr>
+      <w:r>
+        <w:rPr>
+          <w:rFonts w:ascii="Times New Roman" w:hAnsi="Times New Roman" w:cs="Times New Roman"/>
+          <w:b/>
+          <w:bCs/>
+          <w:noProof/>
+        </w:rPr>
+        <w:t>1. Leave Management Integration</w:t>
+      </w:r>
+      <w:r>
+        <w:rPr>
+          <w:rFonts w:ascii="Times New Roman" w:hAnsi="Times New Roman" w:cs="Times New Roman"/>
+          <w:noProof/>
+        </w:rPr>
+        <w:br/>
+        <w:t>The system can be enhanced with leave request and approval workflows to manage employee attendance and leave balances.</w:t>
+      </w:r>
+    </w:p>
+    <w:p>
+      <w:pPr>
+        <w:rPr>
+          <w:rFonts w:ascii="Times New Roman" w:hAnsi="Times New Roman" w:cs="Times New Roman"/>
+          <w:noProof/>
+        </w:rPr>
+      </w:pPr>
+      <w:r>
+        <w:rPr>
+          <w:rFonts w:ascii="Times New Roman" w:hAnsi="Times New Roman" w:cs="Times New Roman"/>
+          <w:b/>
+          <w:bCs/>
+          <w:noProof/>
+        </w:rPr>
+        <w:t>2. Payroll Integration</w:t>
+      </w:r>
+      <w:r>
+        <w:rPr>
+          <w:rFonts w:ascii="Times New Roman" w:hAnsi="Times New Roman" w:cs="Times New Roman"/>
+          <w:noProof/>
+        </w:rPr>
+        <w:br/>
+        <w:t>Integration with payroll systems can automate salary processing and employee status updates.</w:t>
+      </w:r>
+    </w:p>
+    <w:p>
+      <w:pPr>
+        <w:rPr>
+          <w:rFonts w:ascii="Times New Roman" w:hAnsi="Times New Roman" w:cs="Times New Roman"/>
+          <w:noProof/>
+        </w:rPr>
+      </w:pPr>
+      <w:r>
+        <w:rPr>
+          <w:rFonts w:ascii="Times New Roman" w:hAnsi="Times New Roman" w:cs="Times New Roman"/>
+          <w:b/>
+          <w:bCs/>
+          <w:noProof/>
+        </w:rPr>
+        <w:t>3. Asset Management Integration</w:t>
+      </w:r>
+      <w:r>
+        <w:rPr>
+          <w:rFonts w:ascii="Times New Roman" w:hAnsi="Times New Roman" w:cs="Times New Roman"/>
+          <w:noProof/>
+        </w:rPr>
+        <w:br/>
+        <w:t>The system can track company assets such as laptops, ID cards, and software licenses during onboarding and asset returns during offboarding.</w:t>
+      </w:r>
+    </w:p>
+    <w:p>
+      <w:pPr>
+        <w:rPr>
+          <w:rFonts w:ascii="Times New Roman" w:hAnsi="Times New Roman" w:cs="Times New Roman"/>
+          <w:noProof/>
+        </w:rPr>
+      </w:pPr>
+      <w:r>
+        <w:rPr>
+          <w:rFonts w:ascii="Times New Roman" w:hAnsi="Times New Roman" w:cs="Times New Roman"/>
+          <w:b/>
+          <w:bCs/>
+          <w:noProof/>
+        </w:rPr>
+        <w:t>4. Employee Self-Service Portal</w:t>
+      </w:r>
+      <w:r>
+        <w:rPr>
+          <w:rFonts w:ascii="Times New Roman" w:hAnsi="Times New Roman" w:cs="Times New Roman"/>
+          <w:noProof/>
+        </w:rPr>
+        <w:br/>
+        <w:t>Employees can access a self-service portal to submit requests, track status, update profiles, and view notifications.</w:t>
+      </w:r>
+    </w:p>
+    <w:p>
+      <w:pPr>
+        <w:rPr>
+          <w:rFonts w:ascii="Times New Roman" w:hAnsi="Times New Roman" w:cs="Times New Roman"/>
+          <w:noProof/>
+        </w:rPr>
+      </w:pPr>
+      <w:r>
+        <w:rPr>
+          <w:rFonts w:ascii="Times New Roman" w:hAnsi="Times New Roman" w:cs="Times New Roman"/>
+          <w:b/>
+          <w:bCs/>
+          <w:noProof/>
+        </w:rPr>
+        <w:t>5. Advanced Dashboards and Reports</w:t>
+      </w:r>
+      <w:r>
+        <w:rPr>
+          <w:rFonts w:ascii="Times New Roman" w:hAnsi="Times New Roman" w:cs="Times New Roman"/>
+          <w:noProof/>
+        </w:rPr>
+        <w:br/>
+        <w:t>Real-time dashboards can be created for HR teams to analyze onboarding trends, approval times, and department performance.</w:t>
+      </w:r>
+    </w:p>
+    <w:p>
+      <w:pPr>
+        <w:rPr>
+          <w:rFonts w:ascii="Times New Roman" w:hAnsi="Times New Roman" w:cs="Times New Roman"/>
+          <w:noProof/>
+        </w:rPr>
+      </w:pPr>
+      <w:r>
+        <w:rPr>
+          <w:rFonts w:ascii="Times New Roman" w:hAnsi="Times New Roman" w:cs="Times New Roman"/>
+          <w:b/>
+          <w:bCs/>
+          <w:noProof/>
+        </w:rPr>
+        <w:t>6. AI-Based Automation</w:t>
+      </w:r>
+      <w:r>
+        <w:rPr>
+          <w:rFonts w:ascii="Times New Roman" w:hAnsi="Times New Roman" w:cs="Times New Roman"/>
+          <w:noProof/>
+        </w:rPr>
+        <w:br/>
+        <w:t>Artificial Intelligence capabilities can be integrated to predict delays, recommend actions, and automate repetitive HR activities.</w:t>
+      </w:r>
+    </w:p>
+    <w:p>
+      <w:pPr>
+        <w:rPr>
+          <w:rFonts w:ascii="Times New Roman" w:hAnsi="Times New Roman" w:cs="Times New Roman"/>
+          <w:noProof/>
+        </w:rPr>
+      </w:pPr>
+      <w:r>
+        <w:rPr>
+          <w:rFonts w:ascii="Times New Roman" w:hAnsi="Times New Roman" w:cs="Times New Roman"/>
+          <w:b/>
+          <w:bCs/>
+          <w:noProof/>
+        </w:rPr>
+        <w:t>7. External System Integration</w:t>
+      </w:r>
+      <w:r>
+        <w:rPr>
+          <w:rFonts w:ascii="Times New Roman" w:hAnsi="Times New Roman" w:cs="Times New Roman"/>
+          <w:noProof/>
+        </w:rPr>
+        <w:br/>
+        <w:t>The application can be connected with Active Directory, email systems, payroll software, and third-party HR applications.</w:t>
+      </w:r>
+    </w:p>
+    <w:p>
+      <w:pPr>
+        <w:rPr>
+          <w:rFonts w:ascii="Times New Roman" w:hAnsi="Times New Roman" w:cs="Times New Roman"/>
+          <w:noProof/>
+        </w:rPr>
+      </w:pPr>
+      <w:r>
+        <w:rPr>
+          <w:rFonts w:ascii="Times New Roman" w:hAnsi="Times New Roman" w:cs="Times New Roman"/>
+          <w:b/>
+          <w:bCs/>
+          <w:noProof/>
+        </w:rPr>
+        <w:t>8. Mobile Application Support</w:t>
+      </w:r>
+      <w:r>
+        <w:rPr>
+          <w:rFonts w:ascii="Times New Roman" w:hAnsi="Times New Roman" w:cs="Times New Roman"/>
+          <w:noProof/>
+        </w:rPr>
+        <w:br/>
+        <w:t>Mobile access can allow managers and employees to approve requests and monitor activities from anywhere.</w:t>
+      </w:r>
+    </w:p>
+    <w:p>
+      <w:pPr>
+        <w:rPr>
+          <w:rFonts w:ascii="Times New Roman" w:hAnsi="Times New Roman" w:cs="Times New Roman"/>
+          <w:noProof/>
+        </w:rPr>
+      </w:pPr>
+      <w:r>
+        <w:rPr>
+          <w:rFonts w:ascii="Times New Roman" w:hAnsi="Times New Roman" w:cs="Times New Roman"/>
+          <w:b/>
+          <w:bCs/>
+          <w:noProof/>
+        </w:rPr>
+        <w:t>9. Document Management</w:t>
+      </w:r>
+      <w:r>
+        <w:rPr>
+          <w:rFonts w:ascii="Times New Roman" w:hAnsi="Times New Roman" w:cs="Times New Roman"/>
+          <w:noProof/>
+        </w:rPr>
+        <w:br/>
+        <w:t>Employee documents such as offer letters, identity proofs, and exit documents can be stored securely within the system.</w:t>
+      </w:r>
+    </w:p>
+    <w:p>
+      <w:pPr>
+        <w:rPr>
+          <w:rFonts w:ascii="Times New Roman" w:hAnsi="Times New Roman" w:cs="Times New Roman"/>
+          <w:noProof/>
+        </w:rPr>
+      </w:pPr>
+      <w:r>
+        <w:rPr>
+          <w:rFonts w:ascii="Times New Roman" w:hAnsi="Times New Roman" w:cs="Times New Roman"/>
+          <w:b/>
+          <w:bCs/>
+          <w:noProof/>
+        </w:rPr>
+        <w:t>10. Multi-Department Expansion</w:t>
+      </w:r>
+      <w:r>
+        <w:rPr>
+          <w:rFonts w:ascii="Times New Roman" w:hAnsi="Times New Roman" w:cs="Times New Roman"/>
+          <w:noProof/>
+        </w:rPr>
+        <w:br/>
+        <w:t>The workflow can be extended to Finance, Administration, Facilities, and other departments for complete organizational automation.</w:t>
+      </w:r>
+    </w:p>
+    <w:p>
+      <w:pPr>
         <w:rPr>
           <w:rFonts w:ascii="Times New Roman" w:hAnsi="Times New Roman" w:cs="Times New Roman"/>
           <w:noProof/>
           <w:sz w:val="32"/>
           <w:szCs w:val="32"/>
         </w:rPr>
-        <w:br/>
-      </w:r>
-      <w:r>
-        <w:rPr>
-          <w:rFonts w:ascii="Times New Roman" w:hAnsi="Times New Roman" w:cs="Times New Roman"/>
-          <w:b/>
-          <w:bCs/>
-          <w:noProof/>
-        </w:rPr>
-        <w:t>Future Scope</w:t>
-      </w:r>
-    </w:p>
-    <w:p>
-      <w:pPr>
-        <w:rPr>
-          <w:rFonts w:ascii="Times New Roman" w:hAnsi="Times New Roman" w:cs="Times New Roman"/>
-          <w:noProof/>
-        </w:rPr>
-      </w:pPr>
-      <w:r>
-        <w:rPr>
-          <w:rFonts w:ascii="Times New Roman" w:hAnsi="Times New Roman" w:cs="Times New Roman"/>
-          <w:noProof/>
-        </w:rPr>
-        <w:t xml:space="preserve">The </w:t>
-      </w:r>
-      <w:r>
-        <w:rPr>
-          <w:rFonts w:ascii="Times New Roman" w:hAnsi="Times New Roman" w:cs="Times New Roman"/>
-          <w:b/>
-          <w:bCs/>
-          <w:noProof/>
-        </w:rPr>
-        <w:t>Automated Employee Onboarding &amp; Offboarding System</w:t>
-      </w:r>
-      <w:r>
-        <w:rPr>
-          <w:rFonts w:ascii="Times New Roman" w:hAnsi="Times New Roman" w:cs="Times New Roman"/>
-          <w:noProof/>
-        </w:rPr>
-        <w:t xml:space="preserve"> developed on the ServiceNow platform has significant opportunities for future enhancements. The current system automates employee requests, approvals, notifications, task assignments, and lifecycle tracking. In the future, the application can be extended into a complete Human Resource Management solution by integrating additional features and advanced technologies.</w:t>
-      </w:r>
-    </w:p>
-    <w:p>
-      <w:pPr>
-        <w:rPr>
-          <w:rFonts w:ascii="Times New Roman" w:hAnsi="Times New Roman" w:cs="Times New Roman"/>
-          <w:b/>
-          <w:bCs/>
-          <w:noProof/>
-        </w:rPr>
-      </w:pPr>
-      <w:r>
-        <w:rPr>
-          <w:rFonts w:ascii="Times New Roman" w:hAnsi="Times New Roman" w:cs="Times New Roman"/>
-          <w:b/>
-          <w:bCs/>
-          <w:noProof/>
-        </w:rPr>
-        <w:t>Future Enhancements</w:t>
-      </w:r>
-    </w:p>
-    <w:p>
-      <w:pPr>
-        <w:rPr>
-          <w:rFonts w:ascii="Times New Roman" w:hAnsi="Times New Roman" w:cs="Times New Roman"/>
-          <w:noProof/>
-        </w:rPr>
-      </w:pPr>
-      <w:r>
-        <w:rPr>
-          <w:rFonts w:ascii="Times New Roman" w:hAnsi="Times New Roman" w:cs="Times New Roman"/>
-          <w:b/>
-          <w:bCs/>
-          <w:noProof/>
-        </w:rPr>
-        <w:t>1. Leave Management Integration</w:t>
-      </w:r>
-      <w:r>
-        <w:rPr>
-          <w:rFonts w:ascii="Times New Roman" w:hAnsi="Times New Roman" w:cs="Times New Roman"/>
-          <w:noProof/>
-        </w:rPr>
-        <w:br/>
-        <w:t>The system can be enhanced with leave request and approval workflows to manage employee attendance and leave balances.</w:t>
-      </w:r>
-    </w:p>
-    <w:p>
-      <w:pPr>
-        <w:rPr>
-          <w:rFonts w:ascii="Times New Roman" w:hAnsi="Times New Roman" w:cs="Times New Roman"/>
-          <w:noProof/>
-        </w:rPr>
-      </w:pPr>
-      <w:r>
-        <w:rPr>
-          <w:rFonts w:ascii="Times New Roman" w:hAnsi="Times New Roman" w:cs="Times New Roman"/>
-          <w:b/>
-          <w:bCs/>
-          <w:noProof/>
-        </w:rPr>
-        <w:t>2. Payroll Integration</w:t>
-      </w:r>
-      <w:r>
-        <w:rPr>
-          <w:rFonts w:ascii="Times New Roman" w:hAnsi="Times New Roman" w:cs="Times New Roman"/>
-          <w:noProof/>
-        </w:rPr>
-        <w:br/>
-        <w:t>Integration with payroll systems can automate salary processing and employee status updates.</w:t>
-      </w:r>
-    </w:p>
-    <w:p>
-      <w:pPr>
-        <w:rPr>
-          <w:rFonts w:ascii="Times New Roman" w:hAnsi="Times New Roman" w:cs="Times New Roman"/>
-          <w:noProof/>
-        </w:rPr>
-      </w:pPr>
-      <w:r>
-        <w:rPr>
-          <w:rFonts w:ascii="Times New Roman" w:hAnsi="Times New Roman" w:cs="Times New Roman"/>
-          <w:b/>
-          <w:bCs/>
-          <w:noProof/>
-        </w:rPr>
-        <w:t>3. Asset Management Integration</w:t>
-      </w:r>
-      <w:r>
-        <w:rPr>
-          <w:rFonts w:ascii="Times New Roman" w:hAnsi="Times New Roman" w:cs="Times New Roman"/>
-          <w:noProof/>
-        </w:rPr>
-        <w:br/>
-        <w:t>The system can track company assets such as laptops, ID cards, and software licenses during onboarding and asset returns during offboarding.</w:t>
-      </w:r>
-    </w:p>
-    <w:p>
-      <w:pPr>
-        <w:rPr>
-          <w:rFonts w:ascii="Times New Roman" w:hAnsi="Times New Roman" w:cs="Times New Roman"/>
-          <w:noProof/>
-        </w:rPr>
-      </w:pPr>
-      <w:r>
-        <w:rPr>
-          <w:rFonts w:ascii="Times New Roman" w:hAnsi="Times New Roman" w:cs="Times New Roman"/>
-          <w:b/>
-          <w:bCs/>
-          <w:noProof/>
-        </w:rPr>
-        <w:t>4. Employee Self-Service Portal</w:t>
-      </w:r>
-      <w:r>
-        <w:rPr>
-          <w:rFonts w:ascii="Times New Roman" w:hAnsi="Times New Roman" w:cs="Times New Roman"/>
-          <w:noProof/>
-        </w:rPr>
-        <w:br/>
-        <w:t>Employees can access a self-service portal to submit requests, track status, update profiles, and view notifications.</w:t>
-      </w:r>
-    </w:p>
-    <w:p>
-      <w:pPr>
-        <w:rPr>
-          <w:rFonts w:ascii="Times New Roman" w:hAnsi="Times New Roman" w:cs="Times New Roman"/>
-          <w:noProof/>
-        </w:rPr>
-      </w:pPr>
-      <w:r>
-        <w:rPr>
-          <w:rFonts w:ascii="Times New Roman" w:hAnsi="Times New Roman" w:cs="Times New Roman"/>
-          <w:b/>
-          <w:bCs/>
-          <w:noProof/>
-        </w:rPr>
-        <w:t>5. Advanced Dashboards and Reports</w:t>
-      </w:r>
-      <w:r>
-        <w:rPr>
-          <w:rFonts w:ascii="Times New Roman" w:hAnsi="Times New Roman" w:cs="Times New Roman"/>
-          <w:noProof/>
-        </w:rPr>
-        <w:br/>
-        <w:t>Real-time dashboards can be created for HR teams to analyze onboarding trends, approval times, and department performance.</w:t>
-      </w:r>
-    </w:p>
-    <w:p>
-      <w:pPr>
-        <w:rPr>
-          <w:rFonts w:ascii="Times New Roman" w:hAnsi="Times New Roman" w:cs="Times New Roman"/>
-          <w:noProof/>
-        </w:rPr>
-      </w:pPr>
-      <w:r>
-        <w:rPr>
-          <w:rFonts w:ascii="Times New Roman" w:hAnsi="Times New Roman" w:cs="Times New Roman"/>
-          <w:b/>
-          <w:bCs/>
-          <w:noProof/>
-        </w:rPr>
-        <w:t>6. AI-Based Automation</w:t>
-      </w:r>
-      <w:r>
-        <w:rPr>
-          <w:rFonts w:ascii="Times New Roman" w:hAnsi="Times New Roman" w:cs="Times New Roman"/>
-          <w:noProof/>
-        </w:rPr>
-        <w:br/>
-        <w:t>Artificial Intelligence capabilities can be integrated to predict delays, recommend actions, and automate repetitive HR activities.</w:t>
-      </w:r>
-    </w:p>
-    <w:p>
-      <w:pPr>
-        <w:rPr>
-          <w:rFonts w:ascii="Times New Roman" w:hAnsi="Times New Roman" w:cs="Times New Roman"/>
-          <w:noProof/>
-        </w:rPr>
-      </w:pPr>
-      <w:r>
-        <w:rPr>
-          <w:rFonts w:ascii="Times New Roman" w:hAnsi="Times New Roman" w:cs="Times New Roman"/>
-          <w:b/>
-          <w:bCs/>
-          <w:noProof/>
-        </w:rPr>
-        <w:t>7. External System Integration</w:t>
-      </w:r>
-      <w:r>
-        <w:rPr>
-          <w:rFonts w:ascii="Times New Roman" w:hAnsi="Times New Roman" w:cs="Times New Roman"/>
-          <w:noProof/>
-        </w:rPr>
-        <w:br/>
-        <w:t>The application can be connected with Active Directory, email systems, payroll software, and third-party HR applications.</w:t>
-      </w:r>
-    </w:p>
-    <w:p>
-      <w:pPr>
-        <w:rPr>
-          <w:rFonts w:ascii="Times New Roman" w:hAnsi="Times New Roman" w:cs="Times New Roman"/>
-          <w:noProof/>
-        </w:rPr>
-      </w:pPr>
-      <w:r>
-        <w:rPr>
-          <w:rFonts w:ascii="Times New Roman" w:hAnsi="Times New Roman" w:cs="Times New Roman"/>
-          <w:b/>
-          <w:bCs/>
-          <w:noProof/>
-        </w:rPr>
-        <w:t>8. Mobile Application Support</w:t>
-      </w:r>
-      <w:r>
-        <w:rPr>
-          <w:rFonts w:ascii="Times New Roman" w:hAnsi="Times New Roman" w:cs="Times New Roman"/>
-          <w:noProof/>
-        </w:rPr>
-        <w:br/>
-        <w:t>Mobile access can allow managers and employees to approve requests and monitor activities from anywhere.</w:t>
-      </w:r>
-    </w:p>
-    <w:p>
-      <w:pPr>
-        <w:rPr>
-          <w:rFonts w:ascii="Times New Roman" w:hAnsi="Times New Roman" w:cs="Times New Roman"/>
-          <w:noProof/>
-        </w:rPr>
-      </w:pPr>
-      <w:r>
-        <w:rPr>
-          <w:rFonts w:ascii="Times New Roman" w:hAnsi="Times New Roman" w:cs="Times New Roman"/>
-          <w:b/>
-          <w:bCs/>
-          <w:noProof/>
-        </w:rPr>
-        <w:t>9. Document Management</w:t>
-      </w:r>
-      <w:r>
-        <w:rPr>
-          <w:rFonts w:ascii="Times New Roman" w:hAnsi="Times New Roman" w:cs="Times New Roman"/>
-          <w:noProof/>
-        </w:rPr>
-        <w:br/>
-        <w:t>Employee documents such as offer letters, identity proofs, and exit documents can be stored securely within the system.</w:t>
-      </w:r>
-    </w:p>
-    <w:p>
-      <w:pPr>
-        <w:rPr>
-          <w:rFonts w:ascii="Times New Roman" w:hAnsi="Times New Roman" w:cs="Times New Roman"/>
-          <w:noProof/>
-        </w:rPr>
-      </w:pPr>
-      <w:r>
-        <w:rPr>
-          <w:rFonts w:ascii="Times New Roman" w:hAnsi="Times New Roman" w:cs="Times New Roman"/>
-          <w:b/>
-          <w:bCs/>
-          <w:noProof/>
-        </w:rPr>
-        <w:t>10. Multi-Department Expansion</w:t>
-      </w:r>
-      <w:r>
-        <w:rPr>
-          <w:rFonts w:ascii="Times New Roman" w:hAnsi="Times New Roman" w:cs="Times New Roman"/>
-          <w:noProof/>
-        </w:rPr>
-        <w:br/>
-        <w:t>The workflow can be extended to Finance, Administration, Facilities, and other departments for complete organizational automation.</w:t>
-      </w:r>
-    </w:p>
-    <w:p>
-      <w:pPr>
+      </w:pPr>
+      <w:r>
         <w:rPr>
           <w:rFonts w:ascii="Times New Roman" w:hAnsi="Times New Roman" w:cs="Times New Roman"/>
           <w:noProof/>
           <w:sz w:val="32"/>
           <w:szCs w:val="32"/>
         </w:rPr>
-      </w:pPr>
-      <w:r>
-        <w:rPr>
-          <w:rFonts w:ascii="Times New Roman" w:hAnsi="Times New Roman" w:cs="Times New Roman"/>
-          <w:noProof/>
-          <w:sz w:val="32"/>
-          <w:szCs w:val="32"/>
-        </w:rPr>
         <w:lastRenderedPageBreak/>
         <w:t>11. APPENDIX</w:t>
       </w:r>
@@ -13703,7 +13670,7 @@
           <w:noProof/>
         </w:rPr>
         <w:pict w14:anchorId="016666AA">
-          <v:rect id="_x0000_i1124" style="width:0;height:1.5pt" o:hralign="center" o:hrstd="t" o:hr="t" fillcolor="#a0a0a0" stroked="f"/>
+          <v:rect id="_x0000_i1025" style="width:0;height:1.5pt" o:hralign="center" o:hrstd="t" o:hr="t" fillcolor="#a0a0a0" stroked="f"/>
         </w:pict>
       </w:r>
     </w:p>
@@ -13769,7 +13736,7 @@
           <w:noProof/>
         </w:rPr>
         <w:pict w14:anchorId="507D2847">
-          <v:rect id="_x0000_i1125" style="width:0;height:1.5pt" o:hralign="center" o:hrstd="t" o:hr="t" fillcolor="#a0a0a0" stroked="f"/>
+          <v:rect id="_x0000_i1026" style="width:0;height:1.5pt" o:hralign="center" o:hrstd="t" o:hr="t" fillcolor="#a0a0a0" stroked="f"/>
         </w:pict>
       </w:r>
     </w:p>
@@ -13820,7 +13787,7 @@
           <w:rFonts w:ascii="Times New Roman" w:hAnsi="Times New Roman" w:cs="Times New Roman"/>
           <w:noProof/>
         </w:rPr>
-        <w:t>https://github.com/236K1A0513/Automated-Employee-Onboarding-Off-boarding-System</w:t>
+        <w:t>https://github.com/sivamouli43-dev/Automated-Employee-onboarding-and-Offboarding-System.git</w:t>
       </w:r>
     </w:p>
     <w:p>
@@ -13836,7 +13803,7 @@
           <w:noProof/>
         </w:rPr>
         <w:pict w14:anchorId="6C7EFF30">
-          <v:rect id="_x0000_i1126" style="width:0;height:1.5pt" o:hralign="center" o:hrstd="t" o:hr="t" fillcolor="#a0a0a0" stroked="f"/>
+          <v:rect id="_x0000_i1027" style="width:0;height:1.5pt" o:hralign="center" o:hrstd="t" o:hr="t" fillcolor="#a0a0a0" stroked="f"/>
         </w:pict>
       </w:r>
     </w:p>
@@ -13911,7 +13878,7 @@
           <w:noProof/>
         </w:rPr>
         <w:pict w14:anchorId="5F10C01C">
-          <v:rect id="_x0000_i1127" style="width:0;height:1.5pt" o:hralign="center" o:hrstd="t" o:hr="t" fillcolor="#a0a0a0" stroked="f"/>
+          <v:rect id="_x0000_i1028" style="width:0;height:1.5pt" o:hralign="center" o:hrstd="t" o:hr="t" fillcolor="#a0a0a0" stroked="f"/>
         </w:pict>
       </w:r>
     </w:p>
@@ -14275,6 +14242,7 @@
                 <w:rFonts w:ascii="Times New Roman" w:hAnsi="Times New Roman" w:cs="Times New Roman"/>
                 <w:noProof/>
               </w:rPr>
+              <w:lastRenderedPageBreak/>
               <w:t>Security</w:t>
             </w:r>
           </w:p>
@@ -21618,6 +21586,7 @@
   <w:style w:type="character" w:default="1" w:styleId="DefaultParagraphFont">
     <w:name w:val="Default Paragraph Font"/>
     <w:uiPriority w:val="1"/>
+    <w:semiHidden/>
     <w:unhideWhenUsed/>
   </w:style>
   <w:style w:type="table" w:default="1" w:styleId="TableNormal">
